--- a/a7/packages/A7 Unit 3 - Exponents and Scientific Notation/Question Banks/A7 3.03  Question Bank.docx
+++ b/a7/packages/A7 Unit 3 - Exponents and Scientific Notation/Question Banks/A7 3.03  Question Bank.docx
@@ -1686,7 +1686,7 @@
             <w:r>
               <w:drawing>
                 <wp:inline xmlns:a="http://schemas.openxmlformats.org/drawingml/2006/main" xmlns:pic="http://schemas.openxmlformats.org/drawingml/2006/picture">
-                  <wp:extent cx="256032" cy="143256"/>
+                  <wp:extent cx="627888" cy="143256"/>
                   <wp:docPr id="20" name="Picture 20"/>
                   <wp:cNvGraphicFramePr>
                     <a:graphicFrameLocks noChangeAspect="1"/>
@@ -1695,7 +1695,7 @@
                     <a:graphicData uri="http://schemas.openxmlformats.org/drawingml/2006/picture">
                       <pic:pic>
                         <pic:nvPicPr>
-                          <pic:cNvPr id="0" name="74b8682d5eb9b485.png"/>
+                          <pic:cNvPr id="0" name="d2498d33b33d0b76.png"/>
                           <pic:cNvPicPr/>
                         </pic:nvPicPr>
                         <pic:blipFill>
@@ -1707,7 +1707,7 @@
                         <pic:spPr>
                           <a:xfrm>
                             <a:off x="0" y="0"/>
-                            <a:ext cx="256032" cy="143256"/>
+                            <a:ext cx="627888" cy="143256"/>
                           </a:xfrm>
                           <a:prstGeom prst="rect"/>
                         </pic:spPr>

--- a/a7/packages/A7 Unit 3 - Exponents and Scientific Notation/Question Banks/A7 3.03  Question Bank.docx
+++ b/a7/packages/A7 Unit 3 - Exponents and Scientific Notation/Question Banks/A7 3.03  Question Bank.docx
@@ -1459,7 +1459,7 @@
                     <a:graphicData uri="http://schemas.openxmlformats.org/drawingml/2006/picture">
                       <pic:pic>
                         <pic:nvPicPr>
-                          <pic:cNvPr id="0" name="5f26c68aca448d9d.png"/>
+                          <pic:cNvPr id="0" name="3f206113fa0749ec.png"/>
                           <pic:cNvPicPr/>
                         </pic:nvPicPr>
                         <pic:blipFill>
@@ -1509,67 +1509,8 @@
             <w:r>
               <w:drawing>
                 <wp:inline xmlns:a="http://schemas.openxmlformats.org/drawingml/2006/main" xmlns:pic="http://schemas.openxmlformats.org/drawingml/2006/picture">
-                  <wp:extent cx="627888" cy="143256"/>
+                  <wp:extent cx="195072" cy="256032"/>
                   <wp:docPr id="17" name="Picture 17"/>
-                  <wp:cNvGraphicFramePr>
-                    <a:graphicFrameLocks noChangeAspect="1"/>
-                  </wp:cNvGraphicFramePr>
-                  <a:graphic>
-                    <a:graphicData uri="http://schemas.openxmlformats.org/drawingml/2006/picture">
-                      <pic:pic>
-                        <pic:nvPicPr>
-                          <pic:cNvPr id="0" name="3f206113fa0749ec.png"/>
-                          <pic:cNvPicPr/>
-                        </pic:nvPicPr>
-                        <pic:blipFill>
-                          <a:blip r:embed="rId24"/>
-                          <a:stretch>
-                            <a:fillRect/>
-                          </a:stretch>
-                        </pic:blipFill>
-                        <pic:spPr>
-                          <a:xfrm>
-                            <a:off x="0" y="0"/>
-                            <a:ext cx="627888" cy="143256"/>
-                          </a:xfrm>
-                          <a:prstGeom prst="rect"/>
-                        </pic:spPr>
-                      </pic:pic>
-                    </a:graphicData>
-                  </a:graphic>
-                </wp:inline>
-              </w:drawing>
-            </w:r>
-          </w:p>
-          <w:p>
-            <w:pPr>
-              <w:spacing w:before="40" w:after="40"/>
-              <w:ind w:left="1300" w:hanging="380"/>
-            </w:pPr>
-            <w:r>
-              <w:rPr>
-                <w:rFonts w:ascii="FreeSerif" w:hAnsi="FreeSerif" w:eastAsia="FreeSerif"/>
-                <w:b w:val="0"/>
-                <w:i w:val="0"/>
-                <w:color w:val="1A1A1A"/>
-                <w:sz w:val="22"/>
-              </w:rPr>
-              <w:t xml:space="preserve">□   </w:t>
-            </w:r>
-            <w:r>
-              <w:rPr>
-                <w:b w:val="0"/>
-                <w:i w:val="0"/>
-                <w:color w:val="1A1A1A"/>
-                <w:sz w:val="22"/>
-              </w:rPr>
-              <w:t xml:space="preserve">D.  </w:t>
-            </w:r>
-            <w:r>
-              <w:drawing>
-                <wp:inline xmlns:a="http://schemas.openxmlformats.org/drawingml/2006/main" xmlns:pic="http://schemas.openxmlformats.org/drawingml/2006/picture">
-                  <wp:extent cx="195072" cy="256032"/>
-                  <wp:docPr id="18" name="Picture 18"/>
                   <wp:cNvGraphicFramePr>
                     <a:graphicFrameLocks noChangeAspect="1"/>
                   </wp:cNvGraphicFramePr>
@@ -1581,7 +1522,7 @@
                           <pic:cNvPicPr/>
                         </pic:nvPicPr>
                         <pic:blipFill>
-                          <a:blip r:embed="rId25"/>
+                          <a:blip r:embed="rId24"/>
                           <a:stretch>
                             <a:fillRect/>
                           </a:stretch>
@@ -1622,13 +1563,13 @@
                 <w:color w:val="1A1A1A"/>
                 <w:sz w:val="22"/>
               </w:rPr>
-              <w:t xml:space="preserve">E.  </w:t>
+              <w:t xml:space="preserve">D.  </w:t>
             </w:r>
             <w:r>
               <w:drawing>
                 <wp:inline xmlns:a="http://schemas.openxmlformats.org/drawingml/2006/main" xmlns:pic="http://schemas.openxmlformats.org/drawingml/2006/picture">
                   <wp:extent cx="728472" cy="216408"/>
-                  <wp:docPr id="19" name="Picture 19"/>
+                  <wp:docPr id="18" name="Picture 18"/>
                   <wp:cNvGraphicFramePr>
                     <a:graphicFrameLocks noChangeAspect="1"/>
                   </wp:cNvGraphicFramePr>
@@ -1640,6 +1581,65 @@
                           <pic:cNvPicPr/>
                         </pic:nvPicPr>
                         <pic:blipFill>
+                          <a:blip r:embed="rId25"/>
+                          <a:stretch>
+                            <a:fillRect/>
+                          </a:stretch>
+                        </pic:blipFill>
+                        <pic:spPr>
+                          <a:xfrm>
+                            <a:off x="0" y="0"/>
+                            <a:ext cx="728472" cy="216408"/>
+                          </a:xfrm>
+                          <a:prstGeom prst="rect"/>
+                        </pic:spPr>
+                      </pic:pic>
+                    </a:graphicData>
+                  </a:graphic>
+                </wp:inline>
+              </w:drawing>
+            </w:r>
+          </w:p>
+          <w:p>
+            <w:pPr>
+              <w:spacing w:before="40" w:after="40"/>
+              <w:ind w:left="1300" w:hanging="380"/>
+            </w:pPr>
+            <w:r>
+              <w:rPr>
+                <w:rFonts w:ascii="FreeSerif" w:hAnsi="FreeSerif" w:eastAsia="FreeSerif"/>
+                <w:b w:val="0"/>
+                <w:i w:val="0"/>
+                <w:color w:val="1A1A1A"/>
+                <w:sz w:val="22"/>
+              </w:rPr>
+              <w:t xml:space="preserve">□   </w:t>
+            </w:r>
+            <w:r>
+              <w:rPr>
+                <w:b w:val="0"/>
+                <w:i w:val="0"/>
+                <w:color w:val="1A1A1A"/>
+                <w:sz w:val="22"/>
+              </w:rPr>
+              <w:t xml:space="preserve">E.  </w:t>
+            </w:r>
+            <w:r>
+              <w:drawing>
+                <wp:inline xmlns:a="http://schemas.openxmlformats.org/drawingml/2006/main" xmlns:pic="http://schemas.openxmlformats.org/drawingml/2006/picture">
+                  <wp:extent cx="627888" cy="143256"/>
+                  <wp:docPr id="19" name="Picture 19"/>
+                  <wp:cNvGraphicFramePr>
+                    <a:graphicFrameLocks noChangeAspect="1"/>
+                  </wp:cNvGraphicFramePr>
+                  <a:graphic>
+                    <a:graphicData uri="http://schemas.openxmlformats.org/drawingml/2006/picture">
+                      <pic:pic>
+                        <pic:nvPicPr>
+                          <pic:cNvPr id="0" name="d2498d33b33d0b76.png"/>
+                          <pic:cNvPicPr/>
+                        </pic:nvPicPr>
+                        <pic:blipFill>
                           <a:blip r:embed="rId26"/>
                           <a:stretch>
                             <a:fillRect/>
@@ -1648,7 +1648,7 @@
                         <pic:spPr>
                           <a:xfrm>
                             <a:off x="0" y="0"/>
-                            <a:ext cx="728472" cy="216408"/>
+                            <a:ext cx="627888" cy="143256"/>
                           </a:xfrm>
                           <a:prstGeom prst="rect"/>
                         </pic:spPr>
@@ -1695,7 +1695,7 @@
                     <a:graphicData uri="http://schemas.openxmlformats.org/drawingml/2006/picture">
                       <pic:pic>
                         <pic:nvPicPr>
-                          <pic:cNvPr id="0" name="d2498d33b33d0b76.png"/>
+                          <pic:cNvPr id="0" name="5f26c68aca448d9d.png"/>
                           <pic:cNvPicPr/>
                         </pic:nvPicPr>
                         <pic:blipFill>
@@ -1860,7 +1860,7 @@
             <w:r>
               <w:drawing>
                 <wp:inline xmlns:a="http://schemas.openxmlformats.org/drawingml/2006/main" xmlns:pic="http://schemas.openxmlformats.org/drawingml/2006/picture">
-                  <wp:extent cx="131064" cy="146304"/>
+                  <wp:extent cx="128016" cy="143256"/>
                   <wp:docPr id="22" name="Picture 22"/>
                   <wp:cNvGraphicFramePr>
                     <a:graphicFrameLocks noChangeAspect="1"/>
@@ -1869,7 +1869,7 @@
                     <a:graphicData uri="http://schemas.openxmlformats.org/drawingml/2006/picture">
                       <pic:pic>
                         <pic:nvPicPr>
-                          <pic:cNvPr id="0" name="dc8304cae69c0d60.png"/>
+                          <pic:cNvPr id="0" name="f926d76d5334f828.png"/>
                           <pic:cNvPicPr/>
                         </pic:nvPicPr>
                         <pic:blipFill>
@@ -1881,7 +1881,7 @@
                         <pic:spPr>
                           <a:xfrm>
                             <a:off x="0" y="0"/>
-                            <a:ext cx="131064" cy="146304"/>
+                            <a:ext cx="128016" cy="143256"/>
                           </a:xfrm>
                           <a:prstGeom prst="rect"/>
                         </pic:spPr>
@@ -1919,7 +1919,7 @@
             <w:r>
               <w:drawing>
                 <wp:inline xmlns:a="http://schemas.openxmlformats.org/drawingml/2006/main" xmlns:pic="http://schemas.openxmlformats.org/drawingml/2006/picture">
-                  <wp:extent cx="128016" cy="143256"/>
+                  <wp:extent cx="131064" cy="146304"/>
                   <wp:docPr id="23" name="Picture 23"/>
                   <wp:cNvGraphicFramePr>
                     <a:graphicFrameLocks noChangeAspect="1"/>
@@ -1928,7 +1928,7 @@
                     <a:graphicData uri="http://schemas.openxmlformats.org/drawingml/2006/picture">
                       <pic:pic>
                         <pic:nvPicPr>
-                          <pic:cNvPr id="0" name="f926d76d5334f828.png"/>
+                          <pic:cNvPr id="0" name="dc8304cae69c0d60.png"/>
                           <pic:cNvPicPr/>
                         </pic:nvPicPr>
                         <pic:blipFill>
@@ -1940,7 +1940,7 @@
                         <pic:spPr>
                           <a:xfrm>
                             <a:off x="0" y="0"/>
-                            <a:ext cx="128016" cy="143256"/>
+                            <a:ext cx="131064" cy="146304"/>
                           </a:xfrm>
                           <a:prstGeom prst="rect"/>
                         </pic:spPr>
